--- a/docs/manual/ja/FDTP_manual_ja.docx
+++ b/docs/manual/ja/FDTP_manual_ja.docx
@@ -172,7 +172,7 @@
           <w:b w:val="0"/>
           <w:sz w:val="26"/>
         </w:rPr>
-        <w:t>版 1.10</w:t>
+        <w:t>版 1.12</w:t>
       </w:r>
     </w:p>
     <w:p>
@@ -1063,7 +1063,7 @@
         <w:t>./configure</w:t>
       </w:r>
       <w:r>
-        <w:t xml:space="preserve"> と同じ 2 つの質問（2.4）をして、「はい」と答えた物を設定します。</w:t>
+        <w:t xml:space="preserve"> と同じ 3 つの質問（2.4）をして、「はい」と答えた物を設定します。</w:t>
       </w:r>
     </w:p>
     <w:tbl>
@@ -2254,6 +2254,28 @@
         <w:rPr>
           <w:b/>
         </w:rPr>
+        <w:t>PD ハブ経由の充電</w:t>
+      </w:r>
+      <w:r>
+        <w:t>（ポメラ DM250 の時だけ。2.4）</w:t>
+      </w:r>
+    </w:p>
+    <w:p>
+      <w:pPr>
+        <w:tabs>
+          <w:tab w:pos="340" w:val="left"/>
+        </w:tabs>
+        <w:spacing w:after="60"/>
+        <w:ind w:left="340" w:hanging="283"/>
+      </w:pPr>
+      <w:r>
+        <w:t>5.</w:t>
+        <w:tab/>
+      </w:r>
+      <w:r>
+        <w:rPr>
+          <w:b/>
+        </w:rPr>
         <w:t>HEIC を開く libheif</w:t>
       </w:r>
       <w:r>
@@ -2533,7 +2555,7 @@
         <w:t>./configure</w:t>
       </w:r>
       <w:r>
-        <w:t xml:space="preserve"> は、ポメラ DM250 の上で動かした時だけ、次の 2 つを聞きます。「はい」と答えた物は、</w:t>
+        <w:t xml:space="preserve"> は、ポメラ DM250 の上で動かした時だけ、次の 3 つを聞きます。「はい」と答えた物は、</w:t>
       </w:r>
       <w:r>
         <w:rPr>
@@ -3078,6 +3100,104 @@
         <w:pStyle w:val="Heading3"/>
       </w:pPr>
       <w:r>
+        <w:t>PD ハブ経由の充電</w:t>
+      </w:r>
+    </w:p>
+    <w:p>
+      <w:r>
+        <w:t>給電付き USB ハブ経由では入力上限が低く、充電中と表示されても放電する事があります。この設定は USB online で入力上限が 2A 未満なら 2A にします。2A 以上や直挿しの 3A は変えず、ハブを使わない時も充電設定を変えません。常駐サービスは CPU を約 4% 使います。</w:t>
+      </w:r>
+    </w:p>
+    <w:p>
+      <w:r>
+        <w:t>DM250、</w:t>
+      </w:r>
+      <w:r>
+        <w:rPr>
+          <w:rFonts w:ascii="Consolas" w:hAnsi="Consolas" w:eastAsia="游ゴシック" w:cs="Consolas"/>
+          <w:sz w:val="20"/>
+        </w:rPr>
+        <w:t>rk818-charger</w:t>
+      </w:r>
+      <w:r>
+        <w:t xml:space="preserve"> ドライバ、RK818 チップの識別が必要です。既定は「はい」で導入、「いいえ」で削除します。質問を飛ばした時は前の設定を残します。充電 LED は赤、満充電は緑、給電中に放電なら赤の点滅です。LED には任意の </w:t>
+      </w:r>
+      <w:r>
+        <w:rPr>
+          <w:rFonts w:ascii="Consolas" w:hAnsi="Consolas" w:eastAsia="游ゴシック" w:cs="Consolas"/>
+          <w:sz w:val="20"/>
+        </w:rPr>
+        <w:t>python3-libgpiod</w:t>
+      </w:r>
+      <w:r>
+        <w:t xml:space="preserve"> が必要です。</w:t>
+      </w:r>
+    </w:p>
+    <w:p>
+      <w:r>
+        <w:t xml:space="preserve">状態は </w:t>
+      </w:r>
+      <w:r>
+        <w:rPr>
+          <w:rFonts w:ascii="Consolas" w:hAnsi="Consolas" w:eastAsia="游ゴシック" w:cs="Consolas"/>
+          <w:sz w:val="20"/>
+        </w:rPr>
+        <w:t>sudo sh scripts/pomera/pomera_pdcharge.sh status</w:t>
+      </w:r>
+      <w:r>
+        <w:t xml:space="preserve"> で確認できます。</w:t>
+      </w:r>
+    </w:p>
+    <w:p>
+      <w:r>
+        <w:t xml:space="preserve">確かめたのは、2026-10-20 ごろに ekesete.net から取得した D250 用の Debian 13 イメージ（Debian 13.7、カーネル </w:t>
+      </w:r>
+      <w:r>
+        <w:rPr>
+          <w:rFonts w:ascii="Consolas" w:hAnsi="Consolas" w:eastAsia="游ゴシック" w:cs="Consolas"/>
+          <w:sz w:val="20"/>
+        </w:rPr>
+        <w:t>6.18.41-g653d8276acb7</w:t>
+      </w:r>
+      <w:r>
+        <w:t>）です。450mA に絞る動きは、このイメージの充電ドライバ（</w:t>
+      </w:r>
+      <w:r>
+        <w:rPr>
+          <w:rFonts w:ascii="Consolas" w:hAnsi="Consolas" w:eastAsia="游ゴシック" w:cs="Consolas"/>
+          <w:sz w:val="20"/>
+        </w:rPr>
+        <w:t>rk818-charger</w:t>
+      </w:r>
+      <w:r>
+        <w:t xml:space="preserve">）の作りによるものです。作者がカーネルやドライバを更新すると、pdcharge が要らなくなったり、合わなくなったりするかもしれません。新しいイメージを入れたら、まず </w:t>
+      </w:r>
+      <w:r>
+        <w:rPr>
+          <w:rFonts w:ascii="Consolas" w:hAnsi="Consolas" w:eastAsia="游ゴシック" w:cs="Consolas"/>
+          <w:sz w:val="20"/>
+        </w:rPr>
+        <w:t>uname -r</w:t>
+      </w:r>
+      <w:r>
+        <w:t xml:space="preserve"> で版を見て、pdcharge を止めた状態（</w:t>
+      </w:r>
+      <w:r>
+        <w:rPr>
+          <w:rFonts w:ascii="Consolas" w:hAnsi="Consolas" w:eastAsia="游ゴシック" w:cs="Consolas"/>
+          <w:sz w:val="20"/>
+        </w:rPr>
+        <w:t>remove</w:t>
+      </w:r>
+      <w:r>
+        <w:t>）で充電の様子を確かめてください。版が違う時、pdcharge は警告を出します（動きは止めません）。</w:t>
+      </w:r>
+    </w:p>
+    <w:p>
+      <w:pPr>
+        <w:pStyle w:val="Heading3"/>
+      </w:pPr>
+      <w:r>
         <w:t>戻し方</w:t>
       </w:r>
     </w:p>
@@ -3090,8 +3210,8 @@
         <w:tblLook w:firstColumn="1" w:firstRow="1" w:lastColumn="0" w:lastRow="0" w:noHBand="0" w:noVBand="1" w:val="04A0"/>
       </w:tblPr>
       <w:tblGrid>
-        <w:gridCol w:w="3145"/>
-        <w:gridCol w:w="6266"/>
+        <w:gridCol w:w="3034"/>
+        <w:gridCol w:w="6378"/>
       </w:tblGrid>
       <w:tr>
         <w:trPr>
@@ -3100,7 +3220,7 @@
         </w:trPr>
         <w:tc>
           <w:tcPr>
-            <w:tcW w:type="dxa" w:w="3145"/>
+            <w:tcW w:type="dxa" w:w="3034"/>
             <w:shd w:val="clear" w:color="auto" w:fill="DCE6F2"/>
           </w:tcPr>
           <w:p>
@@ -3118,7 +3238,7 @@
         </w:tc>
         <w:tc>
           <w:tcPr>
-            <w:tcW w:type="dxa" w:w="6266"/>
+            <w:tcW w:type="dxa" w:w="6378"/>
             <w:shd w:val="clear" w:color="auto" w:fill="DCE6F2"/>
           </w:tcPr>
           <w:p>
@@ -3141,7 +3261,7 @@
         </w:trPr>
         <w:tc>
           <w:tcPr>
-            <w:tcW w:type="dxa" w:w="3145"/>
+            <w:tcW w:type="dxa" w:w="3034"/>
           </w:tcPr>
           <w:p>
             <w:pPr>
@@ -3157,7 +3277,7 @@
         </w:tc>
         <w:tc>
           <w:tcPr>
-            <w:tcW w:type="dxa" w:w="6266"/>
+            <w:tcW w:type="dxa" w:w="6378"/>
           </w:tcPr>
           <w:p>
             <w:pPr>
@@ -3179,7 +3299,7 @@
         </w:trPr>
         <w:tc>
           <w:tcPr>
-            <w:tcW w:type="dxa" w:w="3145"/>
+            <w:tcW w:type="dxa" w:w="3034"/>
           </w:tcPr>
           <w:p>
             <w:pPr>
@@ -3195,7 +3315,7 @@
         </w:tc>
         <w:tc>
           <w:tcPr>
-            <w:tcW w:type="dxa" w:w="6266"/>
+            <w:tcW w:type="dxa" w:w="6378"/>
           </w:tcPr>
           <w:p>
             <w:pPr>
@@ -3217,7 +3337,7 @@
         </w:trPr>
         <w:tc>
           <w:tcPr>
-            <w:tcW w:type="dxa" w:w="3145"/>
+            <w:tcW w:type="dxa" w:w="3034"/>
           </w:tcPr>
           <w:p>
             <w:pPr>
@@ -3233,7 +3353,7 @@
         </w:tc>
         <w:tc>
           <w:tcPr>
-            <w:tcW w:type="dxa" w:w="6266"/>
+            <w:tcW w:type="dxa" w:w="6378"/>
           </w:tcPr>
           <w:p>
             <w:pPr>
@@ -3245,6 +3365,44 @@
                 <w:sz w:val="18"/>
               </w:rPr>
               <w:t>sudo sh scripts/pomera/pomera_mount_internal.sh unpersist</w:t>
+            </w:r>
+          </w:p>
+        </w:tc>
+      </w:tr>
+      <w:tr>
+        <w:trPr>
+          <w:cantSplit/>
+        </w:trPr>
+        <w:tc>
+          <w:tcPr>
+            <w:tcW w:type="dxa" w:w="3034"/>
+          </w:tcPr>
+          <w:p>
+            <w:pPr>
+              <w:spacing w:after="0" w:lineRule="exact" w:line="280"/>
+            </w:pPr>
+            <w:r>
+              <w:rPr>
+                <w:sz w:val="19"/>
+              </w:rPr>
+              <w:t>PD ハブ経由の充電</w:t>
+            </w:r>
+          </w:p>
+        </w:tc>
+        <w:tc>
+          <w:tcPr>
+            <w:tcW w:type="dxa" w:w="6378"/>
+          </w:tcPr>
+          <w:p>
+            <w:pPr>
+              <w:spacing w:after="0" w:lineRule="exact" w:line="280"/>
+            </w:pPr>
+            <w:r>
+              <w:rPr>
+                <w:rFonts w:ascii="Consolas" w:hAnsi="Consolas" w:eastAsia="游ゴシック" w:cs="Consolas"/>
+                <w:sz w:val="18"/>
+              </w:rPr>
+              <w:t>sudo sh scripts/pomera/pomera_pdcharge.sh remove</w:t>
             </w:r>
           </w:p>
         </w:tc>
@@ -19895,6 +20053,29 @@
       </w:r>
       <w:r>
         <w:t>「fdtp-localsend がありません」と出る時は、OpenSSL（libssl-dev）が無い環境で作った FDTP です（2.2）。</w:t>
+      </w:r>
+    </w:p>
+    <w:p>
+      <w:pPr>
+        <w:pStyle w:val="Heading2"/>
+      </w:pPr>
+      <w:r>
+        <w:t>10.8 ハブ経由で充電できない</w:t>
+      </w:r>
+    </w:p>
+    <w:p>
+      <w:r>
+        <w:t xml:space="preserve">給電付きハブに電源をつなぎ、PD ハブ経由の充電設定（2.4）の状態を確認してください。DM250 と対応するドライバ・チップが必要です。LED が点かない場合は任意の </w:t>
+      </w:r>
+      <w:r>
+        <w:rPr>
+          <w:rFonts w:ascii="Consolas" w:hAnsi="Consolas" w:eastAsia="游ゴシック" w:cs="Consolas"/>
+          <w:sz w:val="20"/>
+        </w:rPr>
+        <w:t>python3-libgpiod</w:t>
+      </w:r>
+      <w:r>
+        <w:t xml:space="preserve"> も確認してください。</w:t>
       </w:r>
     </w:p>
     <w:p>
